--- a/public/downloads/disciplinary.docx
+++ b/public/downloads/disciplinary.docx
@@ -1,6 +1,6 @@
 
 <file path=word/document.xml><?xml version="1.0" encoding="utf-8"?>
-<w:document xmlns:wpc="http://schemas.microsoft.com/office/word/2010/wordprocessingCanvas" xmlns:cx="http://schemas.microsoft.com/office/drawing/2014/chartex" xmlns:cx1="http://schemas.microsoft.com/office/drawing/2015/9/8/chartex" xmlns:cx2="http://schemas.microsoft.com/office/drawing/2015/10/21/chartex" xmlns:cx3="http://schemas.microsoft.com/office/drawing/2016/5/9/chartex" xmlns:cx4="http://schemas.microsoft.com/office/drawing/2016/5/10/chartex" xmlns:cx5="http://schemas.microsoft.com/office/drawing/2016/5/11/chartex" xmlns:cx6="http://schemas.microsoft.com/office/drawing/2016/5/12/chartex" xmlns:cx7="http://schemas.microsoft.com/office/drawing/2016/5/13/chartex" xmlns:cx8="http://schemas.microsoft.com/office/drawing/2016/5/14/chartex" xmlns:mc="http://schemas.openxmlformats.org/markup-compatibility/2006" xmlns:aink="http://schemas.microsoft.com/office/drawing/2016/ink" xmlns:am3d="http://schemas.microsoft.com/office/drawing/2017/model3d" xmlns:o="urn:schemas-microsoft-com:office:office" xmlns:r="http://schemas.openxmlformats.org/officeDocument/2006/relationships" xmlns:m="http://schemas.openxmlformats.org/officeDocument/2006/math" xmlns:v="urn:schemas-microsoft-com:vml" xmlns:wp14="http://schemas.microsoft.com/office/word/2010/wordprocessingDrawing" xmlns:wp="http://schemas.openxmlformats.org/drawingml/2006/wordprocessingDrawing" xmlns:w10="urn:schemas-microsoft-com:office:word" xmlns:w="http://schemas.openxmlformats.org/wordprocessingml/2006/main" xmlns:w14="http://schemas.microsoft.com/office/word/2010/wordml" xmlns:w15="http://schemas.microsoft.com/office/word/2012/wordml" xmlns:w16cid="http://schemas.microsoft.com/office/word/2016/wordml/cid" xmlns:w16se="http://schemas.microsoft.com/office/word/2015/wordml/symex" xmlns:wpg="http://schemas.microsoft.com/office/word/2010/wordprocessingGroup" xmlns:wpi="http://schemas.microsoft.com/office/word/2010/wordprocessingInk" xmlns:wne="http://schemas.microsoft.com/office/word/2006/wordml" xmlns:wps="http://schemas.microsoft.com/office/word/2010/wordprocessingShape" mc:Ignorable="w14 w15 w16se w16cid wp14">
+<w:document xmlns:wpc="http://schemas.microsoft.com/office/word/2010/wordprocessingCanvas" xmlns:mc="http://schemas.openxmlformats.org/markup-compatibility/2006" xmlns:o="urn:schemas-microsoft-com:office:office" xmlns:r="http://schemas.openxmlformats.org/officeDocument/2006/relationships" xmlns:m="http://schemas.openxmlformats.org/officeDocument/2006/math" xmlns:v="urn:schemas-microsoft-com:vml" xmlns:wp14="http://schemas.microsoft.com/office/word/2010/wordprocessingDrawing" xmlns:wp="http://schemas.openxmlformats.org/drawingml/2006/wordprocessingDrawing" xmlns:w10="urn:schemas-microsoft-com:office:word" xmlns:w="http://schemas.openxmlformats.org/wordprocessingml/2006/main" xmlns:w14="http://schemas.microsoft.com/office/word/2010/wordml" xmlns:w15="http://schemas.microsoft.com/office/word/2012/wordml" xmlns:wpg="http://schemas.microsoft.com/office/word/2010/wordprocessingGroup" xmlns:wpi="http://schemas.microsoft.com/office/word/2010/wordprocessingInk" xmlns:wne="http://schemas.microsoft.com/office/word/2006/wordml" xmlns:wps="http://schemas.microsoft.com/office/word/2010/wordprocessingShape" mc:Ignorable="w14 w15 wp14">
   <w:body>
     <w:p/>
     <w:p/>
@@ -23,26 +23,14 @@
       <w:r>
         <w:t>E</w:t>
       </w:r>
-      <w:r>
-        <w:rPr>
-          <w:rFonts w:hint="eastAsia"/>
-        </w:rPr>
-        <w:t>通知日期</w:t>
-      </w:r>
       <w:proofErr w:type="gramStart"/>
       <w:r>
-        <w:t xml:space="preserve"> </w:t>
-      </w:r>
-      <w:r>
         <w:t>:</w:t>
       </w:r>
       <w:r>
-        <w:t>…</w:t>
+        <w:t>………………………………………………</w:t>
       </w:r>
       <w:proofErr w:type="gramEnd"/>
-      <w:r>
-        <w:t>……………………………………………</w:t>
-      </w:r>
       <w:r>
         <w:t xml:space="preserve">                  </w:t>
       </w:r>
@@ -60,18 +48,9 @@
       </w:r>
       <w:proofErr w:type="gramStart"/>
       <w:r>
-        <w:rPr>
-          <w:rFonts w:hint="eastAsia"/>
-        </w:rPr>
-        <w:t>事情发生日期</w:t>
-      </w:r>
-      <w:r>
-        <w:t>:…</w:t>
+        <w:t>:…………………………………………</w:t>
       </w:r>
       <w:proofErr w:type="gramEnd"/>
-      <w:r>
-        <w:t>………………………………………</w:t>
-      </w:r>
     </w:p>
     <w:p/>
     <w:p>
@@ -81,25 +60,16 @@
         </w:rPr>
         <w:t>REQUESTER NAME</w:t>
       </w:r>
-      <w:r>
-        <w:t xml:space="preserve"> </w:t>
-      </w:r>
       <w:proofErr w:type="gramStart"/>
       <w:r>
-        <w:rPr>
-          <w:rFonts w:hint="eastAsia"/>
-        </w:rPr>
-        <w:t>申请人</w:t>
-      </w:r>
-      <w:r>
         <w:t>:</w:t>
       </w:r>
       <w:r>
-        <w:t>…</w:t>
+        <w:t>…………………………………………………</w:t>
       </w:r>
       <w:proofErr w:type="gramEnd"/>
       <w:r>
-        <w:t xml:space="preserve">………………………………………………  </w:t>
+        <w:t xml:space="preserve">  </w:t>
       </w:r>
     </w:p>
     <w:p/>
@@ -107,26 +77,14 @@
       <w:r>
         <w:t>DEPARTMENT</w:t>
       </w:r>
-      <w:r>
-        <w:rPr>
-          <w:rFonts w:hint="eastAsia"/>
-        </w:rPr>
-        <w:t>部门</w:t>
-      </w:r>
       <w:proofErr w:type="gramStart"/>
       <w:r>
-        <w:t xml:space="preserve"> </w:t>
-      </w:r>
-      <w:r>
         <w:t>:</w:t>
       </w:r>
       <w:r>
-        <w:t>…</w:t>
+        <w:t>……………………………………………………….</w:t>
       </w:r>
       <w:proofErr w:type="gramEnd"/>
-      <w:r>
-        <w:t>…………………………………………………….</w:t>
-      </w:r>
       <w:r>
         <w:t xml:space="preserve">                        </w:t>
       </w:r>
@@ -143,24 +101,7 @@
         <w:t xml:space="preserve">OF </w:t>
       </w:r>
       <w:r>
-        <w:t xml:space="preserve">SITUATION (ENGLISH </w:t>
-      </w:r>
-      <w:proofErr w:type="gramStart"/>
-      <w:r>
-        <w:t>ONLY)</w:t>
-      </w:r>
-      <w:r>
-        <w:rPr>
-          <w:rFonts w:hint="eastAsia"/>
-        </w:rPr>
-        <w:t>违纪情况描述</w:t>
-      </w:r>
-      <w:proofErr w:type="gramEnd"/>
-      <w:r>
-        <w:rPr>
-          <w:rFonts w:hint="eastAsia"/>
-        </w:rPr>
-        <w:t>（仅限英文）</w:t>
+        <w:t>SITUATION (ENGLISH ONLY)</w:t>
       </w:r>
       <w:r>
         <w:rPr>
@@ -200,13 +141,6 @@
           <w:b/>
         </w:rPr>
         <w:t>EMPLOYEE DETAILS</w:t>
-      </w:r>
-      <w:r>
-        <w:rPr>
-          <w:rFonts w:hint="eastAsia"/>
-          <w:b/>
-        </w:rPr>
-        <w:t>违纪工人信息</w:t>
       </w:r>
     </w:p>
     <w:p/>
@@ -247,12 +181,6 @@
             <w:r>
               <w:t xml:space="preserve">     </w:t>
             </w:r>
-            <w:r>
-              <w:rPr>
-                <w:rFonts w:hint="eastAsia"/>
-              </w:rPr>
-              <w:t>名字和工牌号</w:t>
-            </w:r>
           </w:p>
         </w:tc>
         <w:tc>
@@ -289,12 +217,6 @@
             <w:r>
               <w:t xml:space="preserve"> </w:t>
             </w:r>
-            <w:r>
-              <w:rPr>
-                <w:rFonts w:hint="eastAsia"/>
-              </w:rPr>
-              <w:t>职位和部门</w:t>
-            </w:r>
           </w:p>
         </w:tc>
         <w:tc>
@@ -330,12 +252,6 @@
             </w:r>
             <w:r>
               <w:t xml:space="preserve">   </w:t>
-            </w:r>
-            <w:r>
-              <w:rPr>
-                <w:rFonts w:hint="eastAsia"/>
-              </w:rPr>
-              <w:t>施工员姓名</w:t>
             </w:r>
           </w:p>
         </w:tc>
@@ -375,17 +291,11 @@
     <w:p>
       <w:proofErr w:type="spellStart"/>
       <w:r>
-        <w:rPr>
-          <w:rFonts w:hint="eastAsia"/>
-        </w:rPr>
-        <w:t>La</w:t>
-      </w:r>
-      <w:r>
-        <w:t>bour</w:t>
+        <w:t>Vamed</w:t>
       </w:r>
       <w:proofErr w:type="spellEnd"/>
       <w:r>
-        <w:t xml:space="preserve"> Company Use Onl</w:t>
+        <w:t xml:space="preserve"> Use Onl</w:t>
       </w:r>
       <w:r>
         <w:rPr>
@@ -396,24 +306,6 @@
       <w:r>
         <w:t xml:space="preserve">: </w:t>
       </w:r>
-      <w:r>
-        <w:rPr>
-          <w:rFonts w:hint="eastAsia"/>
-        </w:rPr>
-        <w:t>以下</w:t>
-      </w:r>
-      <w:r>
-        <w:rPr>
-          <w:rFonts w:hint="eastAsia"/>
-        </w:rPr>
-        <w:t>仅限劳务公司</w:t>
-      </w:r>
-      <w:r>
-        <w:rPr>
-          <w:rFonts w:hint="eastAsia"/>
-        </w:rPr>
-        <w:t>填写</w:t>
-      </w:r>
     </w:p>
     <w:p/>
     <w:p/>
@@ -423,18 +315,9 @@
       </w:r>
       <w:proofErr w:type="gramStart"/>
       <w:r>
-        <w:rPr>
-          <w:rFonts w:hint="eastAsia"/>
-        </w:rPr>
-        <w:t>接收人签名</w:t>
-      </w:r>
-      <w:r>
-        <w:t>:…</w:t>
+        <w:t>:………………………………………………………………….</w:t>
       </w:r>
       <w:proofErr w:type="gramEnd"/>
-      <w:r>
-        <w:t>……………………………………………………………….</w:t>
-      </w:r>
       <w:r>
         <w:t xml:space="preserve">                 </w:t>
       </w:r>
@@ -446,27 +329,42 @@
         <w:rPr>
           <w:rFonts w:hint="eastAsia"/>
         </w:rPr>
-        <w:t>HR MANAGER SIGNATURE</w:t>
-      </w:r>
+        <w:t xml:space="preserve">HR MANAGER </w:t>
+      </w:r>
+      <w:r>
+        <w:t>SIGNATURE</w:t>
+      </w:r>
+      <w:proofErr w:type="gramStart"/>
+      <w:r>
+        <w:t>:</w:t>
+      </w:r>
+      <w:r>
+        <w:t>………………………………………………………………..</w:t>
+      </w:r>
+      <w:proofErr w:type="gramEnd"/>
       <w:r>
         <w:rPr>
           <w:rFonts w:hint="eastAsia"/>
         </w:rPr>
-        <w:t>劳务公司</w:t>
-      </w:r>
+        <w:t xml:space="preserve">                </w:t>
+      </w:r>
+      <w:r>
+        <w:t xml:space="preserve"> </w:t>
+      </w:r>
+    </w:p>
+    <w:p/>
+    <w:p/>
+    <w:p>
       <w:r>
         <w:rPr>
           <w:rFonts w:hint="eastAsia"/>
         </w:rPr>
-        <w:t>HR</w:t>
+        <w:t xml:space="preserve">STATUS OF </w:t>
+      </w:r>
+      <w:r>
+        <w:t>ACTION</w:t>
       </w:r>
       <w:proofErr w:type="gramStart"/>
-      <w:r>
-        <w:rPr>
-          <w:rFonts w:hint="eastAsia"/>
-        </w:rPr>
-        <w:t>签名</w:t>
-      </w:r>
       <w:r>
         <w:rPr>
           <w:rFonts w:hint="eastAsia"/>
@@ -474,54 +372,11 @@
         <w:t>:</w:t>
       </w:r>
       <w:r>
-        <w:t>…</w:t>
-      </w:r>
+        <w:t>……………………………………………………………</w:t>
+      </w:r>
+      <w:bookmarkStart w:id="0" w:name="_GoBack"/>
+      <w:bookmarkEnd w:id="0"/>
       <w:proofErr w:type="gramEnd"/>
-      <w:r>
-        <w:t>……………………………………………………………..</w:t>
-      </w:r>
-      <w:r>
-        <w:rPr>
-          <w:rFonts w:hint="eastAsia"/>
-        </w:rPr>
-        <w:t xml:space="preserve">                </w:t>
-      </w:r>
-      <w:r>
-        <w:t xml:space="preserve"> </w:t>
-      </w:r>
-    </w:p>
-    <w:p/>
-    <w:p/>
-    <w:p>
-      <w:r>
-        <w:rPr>
-          <w:rFonts w:hint="eastAsia"/>
-        </w:rPr>
-        <w:t xml:space="preserve">STATUS OF </w:t>
-      </w:r>
-      <w:r>
-        <w:t xml:space="preserve">ACTION </w:t>
-      </w:r>
-      <w:proofErr w:type="gramStart"/>
-      <w:r>
-        <w:rPr>
-          <w:rFonts w:hint="eastAsia"/>
-        </w:rPr>
-        <w:t>处理状态</w:t>
-      </w:r>
-      <w:r>
-        <w:rPr>
-          <w:rFonts w:hint="eastAsia"/>
-        </w:rPr>
-        <w:t>:</w:t>
-      </w:r>
-      <w:r>
-        <w:t>…</w:t>
-      </w:r>
-      <w:proofErr w:type="gramEnd"/>
-      <w:r>
-        <w:t>…………………………………………………………</w:t>
-      </w:r>
       <w:r>
         <w:t xml:space="preserve"> </w:t>
       </w:r>
@@ -530,12 +385,7 @@
       </w:r>
     </w:p>
     <w:sectPr>
-      <w:headerReference w:type="even" r:id="rId7"/>
-      <w:headerReference w:type="default" r:id="rId8"/>
-      <w:footerReference w:type="even" r:id="rId9"/>
-      <w:footerReference w:type="default" r:id="rId10"/>
-      <w:headerReference w:type="first" r:id="rId11"/>
-      <w:footerReference w:type="first" r:id="rId12"/>
+      <w:headerReference w:type="default" r:id="rId7"/>
       <w:pgSz w:w="11906" w:h="16838"/>
       <w:pgMar w:top="1440" w:right="926" w:bottom="990" w:left="1170" w:header="851" w:footer="992" w:gutter="0"/>
       <w:cols w:space="425"/>
@@ -546,7 +396,7 @@
 </file>
 
 <file path=word/endnotes.xml><?xml version="1.0" encoding="utf-8"?>
-<w:endnotes xmlns:wpc="http://schemas.microsoft.com/office/word/2010/wordprocessingCanvas" xmlns:cx="http://schemas.microsoft.com/office/drawing/2014/chartex" xmlns:cx1="http://schemas.microsoft.com/office/drawing/2015/9/8/chartex" xmlns:cx2="http://schemas.microsoft.com/office/drawing/2015/10/21/chartex" xmlns:cx3="http://schemas.microsoft.com/office/drawing/2016/5/9/chartex" xmlns:cx4="http://schemas.microsoft.com/office/drawing/2016/5/10/chartex" xmlns:cx5="http://schemas.microsoft.com/office/drawing/2016/5/11/chartex" xmlns:cx6="http://schemas.microsoft.com/office/drawing/2016/5/12/chartex" xmlns:cx7="http://schemas.microsoft.com/office/drawing/2016/5/13/chartex" xmlns:cx8="http://schemas.microsoft.com/office/drawing/2016/5/14/chartex" xmlns:mc="http://schemas.openxmlformats.org/markup-compatibility/2006" xmlns:aink="http://schemas.microsoft.com/office/drawing/2016/ink" xmlns:am3d="http://schemas.microsoft.com/office/drawing/2017/model3d" xmlns:o="urn:schemas-microsoft-com:office:office" xmlns:r="http://schemas.openxmlformats.org/officeDocument/2006/relationships" xmlns:m="http://schemas.openxmlformats.org/officeDocument/2006/math" xmlns:v="urn:schemas-microsoft-com:vml" xmlns:wp14="http://schemas.microsoft.com/office/word/2010/wordprocessingDrawing" xmlns:wp="http://schemas.openxmlformats.org/drawingml/2006/wordprocessingDrawing" xmlns:w10="urn:schemas-microsoft-com:office:word" xmlns:w="http://schemas.openxmlformats.org/wordprocessingml/2006/main" xmlns:w14="http://schemas.microsoft.com/office/word/2010/wordml" xmlns:w15="http://schemas.microsoft.com/office/word/2012/wordml" xmlns:w16cid="http://schemas.microsoft.com/office/word/2016/wordml/cid" xmlns:w16se="http://schemas.microsoft.com/office/word/2015/wordml/symex" xmlns:wpg="http://schemas.microsoft.com/office/word/2010/wordprocessingGroup" xmlns:wpi="http://schemas.microsoft.com/office/word/2010/wordprocessingInk" xmlns:wne="http://schemas.microsoft.com/office/word/2006/wordml" xmlns:wps="http://schemas.microsoft.com/office/word/2010/wordprocessingShape" mc:Ignorable="w14 w15 w16se w16cid wp14">
+<w:endnotes xmlns:wpc="http://schemas.microsoft.com/office/word/2010/wordprocessingCanvas" xmlns:mc="http://schemas.openxmlformats.org/markup-compatibility/2006" xmlns:o="urn:schemas-microsoft-com:office:office" xmlns:r="http://schemas.openxmlformats.org/officeDocument/2006/relationships" xmlns:m="http://schemas.openxmlformats.org/officeDocument/2006/math" xmlns:v="urn:schemas-microsoft-com:vml" xmlns:wp14="http://schemas.microsoft.com/office/word/2010/wordprocessingDrawing" xmlns:wp="http://schemas.openxmlformats.org/drawingml/2006/wordprocessingDrawing" xmlns:w10="urn:schemas-microsoft-com:office:word" xmlns:w="http://schemas.openxmlformats.org/wordprocessingml/2006/main" xmlns:w14="http://schemas.microsoft.com/office/word/2010/wordml" xmlns:w15="http://schemas.microsoft.com/office/word/2012/wordml" xmlns:wpg="http://schemas.microsoft.com/office/word/2010/wordprocessingGroup" xmlns:wpi="http://schemas.microsoft.com/office/word/2010/wordprocessingInk" xmlns:wne="http://schemas.microsoft.com/office/word/2006/wordml" xmlns:wps="http://schemas.microsoft.com/office/word/2010/wordprocessingShape" mc:Ignorable="w14 w15 wp14">
   <w:endnote w:type="separator" w:id="-1">
     <w:p>
       <w:r>
@@ -564,38 +414,8 @@
 </w:endnotes>
 </file>
 
-<file path=word/footer1.xml><?xml version="1.0" encoding="utf-8"?>
-<w:ftr xmlns:wpc="http://schemas.microsoft.com/office/word/2010/wordprocessingCanvas" xmlns:cx="http://schemas.microsoft.com/office/drawing/2014/chartex" xmlns:cx1="http://schemas.microsoft.com/office/drawing/2015/9/8/chartex" xmlns:cx2="http://schemas.microsoft.com/office/drawing/2015/10/21/chartex" xmlns:cx3="http://schemas.microsoft.com/office/drawing/2016/5/9/chartex" xmlns:cx4="http://schemas.microsoft.com/office/drawing/2016/5/10/chartex" xmlns:cx5="http://schemas.microsoft.com/office/drawing/2016/5/11/chartex" xmlns:cx6="http://schemas.microsoft.com/office/drawing/2016/5/12/chartex" xmlns:cx7="http://schemas.microsoft.com/office/drawing/2016/5/13/chartex" xmlns:cx8="http://schemas.microsoft.com/office/drawing/2016/5/14/chartex" xmlns:mc="http://schemas.openxmlformats.org/markup-compatibility/2006" xmlns:aink="http://schemas.microsoft.com/office/drawing/2016/ink" xmlns:am3d="http://schemas.microsoft.com/office/drawing/2017/model3d" xmlns:o="urn:schemas-microsoft-com:office:office" xmlns:r="http://schemas.openxmlformats.org/officeDocument/2006/relationships" xmlns:m="http://schemas.openxmlformats.org/officeDocument/2006/math" xmlns:v="urn:schemas-microsoft-com:vml" xmlns:wp14="http://schemas.microsoft.com/office/word/2010/wordprocessingDrawing" xmlns:wp="http://schemas.openxmlformats.org/drawingml/2006/wordprocessingDrawing" xmlns:w10="urn:schemas-microsoft-com:office:word" xmlns:w="http://schemas.openxmlformats.org/wordprocessingml/2006/main" xmlns:w14="http://schemas.microsoft.com/office/word/2010/wordml" xmlns:w15="http://schemas.microsoft.com/office/word/2012/wordml" xmlns:w16cid="http://schemas.microsoft.com/office/word/2016/wordml/cid" xmlns:w16se="http://schemas.microsoft.com/office/word/2015/wordml/symex" xmlns:wpg="http://schemas.microsoft.com/office/word/2010/wordprocessingGroup" xmlns:wpi="http://schemas.microsoft.com/office/word/2010/wordprocessingInk" xmlns:wne="http://schemas.microsoft.com/office/word/2006/wordml" xmlns:wps="http://schemas.microsoft.com/office/word/2010/wordprocessingShape" mc:Ignorable="w14 w15 w16se w16cid wp14">
-  <w:p>
-    <w:pPr>
-      <w:pStyle w:val="Footer"/>
-    </w:pPr>
-  </w:p>
-</w:ftr>
-</file>
-
-<file path=word/footer2.xml><?xml version="1.0" encoding="utf-8"?>
-<w:ftr xmlns:wpc="http://schemas.microsoft.com/office/word/2010/wordprocessingCanvas" xmlns:cx="http://schemas.microsoft.com/office/drawing/2014/chartex" xmlns:cx1="http://schemas.microsoft.com/office/drawing/2015/9/8/chartex" xmlns:cx2="http://schemas.microsoft.com/office/drawing/2015/10/21/chartex" xmlns:cx3="http://schemas.microsoft.com/office/drawing/2016/5/9/chartex" xmlns:cx4="http://schemas.microsoft.com/office/drawing/2016/5/10/chartex" xmlns:cx5="http://schemas.microsoft.com/office/drawing/2016/5/11/chartex" xmlns:cx6="http://schemas.microsoft.com/office/drawing/2016/5/12/chartex" xmlns:cx7="http://schemas.microsoft.com/office/drawing/2016/5/13/chartex" xmlns:cx8="http://schemas.microsoft.com/office/drawing/2016/5/14/chartex" xmlns:mc="http://schemas.openxmlformats.org/markup-compatibility/2006" xmlns:aink="http://schemas.microsoft.com/office/drawing/2016/ink" xmlns:am3d="http://schemas.microsoft.com/office/drawing/2017/model3d" xmlns:o="urn:schemas-microsoft-com:office:office" xmlns:r="http://schemas.openxmlformats.org/officeDocument/2006/relationships" xmlns:m="http://schemas.openxmlformats.org/officeDocument/2006/math" xmlns:v="urn:schemas-microsoft-com:vml" xmlns:wp14="http://schemas.microsoft.com/office/word/2010/wordprocessingDrawing" xmlns:wp="http://schemas.openxmlformats.org/drawingml/2006/wordprocessingDrawing" xmlns:w10="urn:schemas-microsoft-com:office:word" xmlns:w="http://schemas.openxmlformats.org/wordprocessingml/2006/main" xmlns:w14="http://schemas.microsoft.com/office/word/2010/wordml" xmlns:w15="http://schemas.microsoft.com/office/word/2012/wordml" xmlns:w16cid="http://schemas.microsoft.com/office/word/2016/wordml/cid" xmlns:w16se="http://schemas.microsoft.com/office/word/2015/wordml/symex" xmlns:wpg="http://schemas.microsoft.com/office/word/2010/wordprocessingGroup" xmlns:wpi="http://schemas.microsoft.com/office/word/2010/wordprocessingInk" xmlns:wne="http://schemas.microsoft.com/office/word/2006/wordml" xmlns:wps="http://schemas.microsoft.com/office/word/2010/wordprocessingShape" mc:Ignorable="w14 w15 w16se w16cid wp14">
-  <w:p>
-    <w:pPr>
-      <w:pStyle w:val="Footer"/>
-    </w:pPr>
-  </w:p>
-</w:ftr>
-</file>
-
-<file path=word/footer3.xml><?xml version="1.0" encoding="utf-8"?>
-<w:ftr xmlns:wpc="http://schemas.microsoft.com/office/word/2010/wordprocessingCanvas" xmlns:cx="http://schemas.microsoft.com/office/drawing/2014/chartex" xmlns:cx1="http://schemas.microsoft.com/office/drawing/2015/9/8/chartex" xmlns:cx2="http://schemas.microsoft.com/office/drawing/2015/10/21/chartex" xmlns:cx3="http://schemas.microsoft.com/office/drawing/2016/5/9/chartex" xmlns:cx4="http://schemas.microsoft.com/office/drawing/2016/5/10/chartex" xmlns:cx5="http://schemas.microsoft.com/office/drawing/2016/5/11/chartex" xmlns:cx6="http://schemas.microsoft.com/office/drawing/2016/5/12/chartex" xmlns:cx7="http://schemas.microsoft.com/office/drawing/2016/5/13/chartex" xmlns:cx8="http://schemas.microsoft.com/office/drawing/2016/5/14/chartex" xmlns:mc="http://schemas.openxmlformats.org/markup-compatibility/2006" xmlns:aink="http://schemas.microsoft.com/office/drawing/2016/ink" xmlns:am3d="http://schemas.microsoft.com/office/drawing/2017/model3d" xmlns:o="urn:schemas-microsoft-com:office:office" xmlns:r="http://schemas.openxmlformats.org/officeDocument/2006/relationships" xmlns:m="http://schemas.openxmlformats.org/officeDocument/2006/math" xmlns:v="urn:schemas-microsoft-com:vml" xmlns:wp14="http://schemas.microsoft.com/office/word/2010/wordprocessingDrawing" xmlns:wp="http://schemas.openxmlformats.org/drawingml/2006/wordprocessingDrawing" xmlns:w10="urn:schemas-microsoft-com:office:word" xmlns:w="http://schemas.openxmlformats.org/wordprocessingml/2006/main" xmlns:w14="http://schemas.microsoft.com/office/word/2010/wordml" xmlns:w15="http://schemas.microsoft.com/office/word/2012/wordml" xmlns:w16cid="http://schemas.microsoft.com/office/word/2016/wordml/cid" xmlns:w16se="http://schemas.microsoft.com/office/word/2015/wordml/symex" xmlns:wpg="http://schemas.microsoft.com/office/word/2010/wordprocessingGroup" xmlns:wpi="http://schemas.microsoft.com/office/word/2010/wordprocessingInk" xmlns:wne="http://schemas.microsoft.com/office/word/2006/wordml" xmlns:wps="http://schemas.microsoft.com/office/word/2010/wordprocessingShape" mc:Ignorable="w14 w15 w16se w16cid wp14">
-  <w:p>
-    <w:pPr>
-      <w:pStyle w:val="Footer"/>
-    </w:pPr>
-  </w:p>
-</w:ftr>
-</file>
-
 <file path=word/footnotes.xml><?xml version="1.0" encoding="utf-8"?>
-<w:footnotes xmlns:wpc="http://schemas.microsoft.com/office/word/2010/wordprocessingCanvas" xmlns:cx="http://schemas.microsoft.com/office/drawing/2014/chartex" xmlns:cx1="http://schemas.microsoft.com/office/drawing/2015/9/8/chartex" xmlns:cx2="http://schemas.microsoft.com/office/drawing/2015/10/21/chartex" xmlns:cx3="http://schemas.microsoft.com/office/drawing/2016/5/9/chartex" xmlns:cx4="http://schemas.microsoft.com/office/drawing/2016/5/10/chartex" xmlns:cx5="http://schemas.microsoft.com/office/drawing/2016/5/11/chartex" xmlns:cx6="http://schemas.microsoft.com/office/drawing/2016/5/12/chartex" xmlns:cx7="http://schemas.microsoft.com/office/drawing/2016/5/13/chartex" xmlns:cx8="http://schemas.microsoft.com/office/drawing/2016/5/14/chartex" xmlns:mc="http://schemas.openxmlformats.org/markup-compatibility/2006" xmlns:aink="http://schemas.microsoft.com/office/drawing/2016/ink" xmlns:am3d="http://schemas.microsoft.com/office/drawing/2017/model3d" xmlns:o="urn:schemas-microsoft-com:office:office" xmlns:r="http://schemas.openxmlformats.org/officeDocument/2006/relationships" xmlns:m="http://schemas.openxmlformats.org/officeDocument/2006/math" xmlns:v="urn:schemas-microsoft-com:vml" xmlns:wp14="http://schemas.microsoft.com/office/word/2010/wordprocessingDrawing" xmlns:wp="http://schemas.openxmlformats.org/drawingml/2006/wordprocessingDrawing" xmlns:w10="urn:schemas-microsoft-com:office:word" xmlns:w="http://schemas.openxmlformats.org/wordprocessingml/2006/main" xmlns:w14="http://schemas.microsoft.com/office/word/2010/wordml" xmlns:w15="http://schemas.microsoft.com/office/word/2012/wordml" xmlns:w16cid="http://schemas.microsoft.com/office/word/2016/wordml/cid" xmlns:w16se="http://schemas.microsoft.com/office/word/2015/wordml/symex" xmlns:wpg="http://schemas.microsoft.com/office/word/2010/wordprocessingGroup" xmlns:wpi="http://schemas.microsoft.com/office/word/2010/wordprocessingInk" xmlns:wne="http://schemas.microsoft.com/office/word/2006/wordml" xmlns:wps="http://schemas.microsoft.com/office/word/2010/wordprocessingShape" mc:Ignorable="w14 w15 w16se w16cid wp14">
+<w:footnotes xmlns:wpc="http://schemas.microsoft.com/office/word/2010/wordprocessingCanvas" xmlns:mc="http://schemas.openxmlformats.org/markup-compatibility/2006" xmlns:o="urn:schemas-microsoft-com:office:office" xmlns:r="http://schemas.openxmlformats.org/officeDocument/2006/relationships" xmlns:m="http://schemas.openxmlformats.org/officeDocument/2006/math" xmlns:v="urn:schemas-microsoft-com:vml" xmlns:wp14="http://schemas.microsoft.com/office/word/2010/wordprocessingDrawing" xmlns:wp="http://schemas.openxmlformats.org/drawingml/2006/wordprocessingDrawing" xmlns:w10="urn:schemas-microsoft-com:office:word" xmlns:w="http://schemas.openxmlformats.org/wordprocessingml/2006/main" xmlns:w14="http://schemas.microsoft.com/office/word/2010/wordml" xmlns:w15="http://schemas.microsoft.com/office/word/2012/wordml" xmlns:wpg="http://schemas.microsoft.com/office/word/2010/wordprocessingGroup" xmlns:wpi="http://schemas.microsoft.com/office/word/2010/wordprocessingInk" xmlns:wne="http://schemas.microsoft.com/office/word/2006/wordml" xmlns:wps="http://schemas.microsoft.com/office/word/2010/wordprocessingShape" mc:Ignorable="w14 w15 wp14">
   <w:footnote w:type="separator" w:id="-1">
     <w:p>
       <w:r>
@@ -614,17 +434,7 @@
 </file>
 
 <file path=word/header1.xml><?xml version="1.0" encoding="utf-8"?>
-<w:hdr xmlns:wpc="http://schemas.microsoft.com/office/word/2010/wordprocessingCanvas" xmlns:cx="http://schemas.microsoft.com/office/drawing/2014/chartex" xmlns:cx1="http://schemas.microsoft.com/office/drawing/2015/9/8/chartex" xmlns:cx2="http://schemas.microsoft.com/office/drawing/2015/10/21/chartex" xmlns:cx3="http://schemas.microsoft.com/office/drawing/2016/5/9/chartex" xmlns:cx4="http://schemas.microsoft.com/office/drawing/2016/5/10/chartex" xmlns:cx5="http://schemas.microsoft.com/office/drawing/2016/5/11/chartex" xmlns:cx6="http://schemas.microsoft.com/office/drawing/2016/5/12/chartex" xmlns:cx7="http://schemas.microsoft.com/office/drawing/2016/5/13/chartex" xmlns:cx8="http://schemas.microsoft.com/office/drawing/2016/5/14/chartex" xmlns:mc="http://schemas.openxmlformats.org/markup-compatibility/2006" xmlns:aink="http://schemas.microsoft.com/office/drawing/2016/ink" xmlns:am3d="http://schemas.microsoft.com/office/drawing/2017/model3d" xmlns:o="urn:schemas-microsoft-com:office:office" xmlns:r="http://schemas.openxmlformats.org/officeDocument/2006/relationships" xmlns:m="http://schemas.openxmlformats.org/officeDocument/2006/math" xmlns:v="urn:schemas-microsoft-com:vml" xmlns:wp14="http://schemas.microsoft.com/office/word/2010/wordprocessingDrawing" xmlns:wp="http://schemas.openxmlformats.org/drawingml/2006/wordprocessingDrawing" xmlns:w10="urn:schemas-microsoft-com:office:word" xmlns:w="http://schemas.openxmlformats.org/wordprocessingml/2006/main" xmlns:w14="http://schemas.microsoft.com/office/word/2010/wordml" xmlns:w15="http://schemas.microsoft.com/office/word/2012/wordml" xmlns:w16cid="http://schemas.microsoft.com/office/word/2016/wordml/cid" xmlns:w16se="http://schemas.microsoft.com/office/word/2015/wordml/symex" xmlns:wpg="http://schemas.microsoft.com/office/word/2010/wordprocessingGroup" xmlns:wpi="http://schemas.microsoft.com/office/word/2010/wordprocessingInk" xmlns:wne="http://schemas.microsoft.com/office/word/2006/wordml" xmlns:wps="http://schemas.microsoft.com/office/word/2010/wordprocessingShape" mc:Ignorable="w14 w15 w16se w16cid wp14">
-  <w:p>
-    <w:pPr>
-      <w:pStyle w:val="Header"/>
-    </w:pPr>
-  </w:p>
-</w:hdr>
-</file>
-
-<file path=word/header2.xml><?xml version="1.0" encoding="utf-8"?>
-<w:hdr xmlns:wpc="http://schemas.microsoft.com/office/word/2010/wordprocessingCanvas" xmlns:cx="http://schemas.microsoft.com/office/drawing/2014/chartex" xmlns:cx1="http://schemas.microsoft.com/office/drawing/2015/9/8/chartex" xmlns:cx2="http://schemas.microsoft.com/office/drawing/2015/10/21/chartex" xmlns:cx3="http://schemas.microsoft.com/office/drawing/2016/5/9/chartex" xmlns:cx4="http://schemas.microsoft.com/office/drawing/2016/5/10/chartex" xmlns:cx5="http://schemas.microsoft.com/office/drawing/2016/5/11/chartex" xmlns:cx6="http://schemas.microsoft.com/office/drawing/2016/5/12/chartex" xmlns:cx7="http://schemas.microsoft.com/office/drawing/2016/5/13/chartex" xmlns:cx8="http://schemas.microsoft.com/office/drawing/2016/5/14/chartex" xmlns:mc="http://schemas.openxmlformats.org/markup-compatibility/2006" xmlns:aink="http://schemas.microsoft.com/office/drawing/2016/ink" xmlns:am3d="http://schemas.microsoft.com/office/drawing/2017/model3d" xmlns:o="urn:schemas-microsoft-com:office:office" xmlns:r="http://schemas.openxmlformats.org/officeDocument/2006/relationships" xmlns:m="http://schemas.openxmlformats.org/officeDocument/2006/math" xmlns:v="urn:schemas-microsoft-com:vml" xmlns:wp14="http://schemas.microsoft.com/office/word/2010/wordprocessingDrawing" xmlns:wp="http://schemas.openxmlformats.org/drawingml/2006/wordprocessingDrawing" xmlns:w10="urn:schemas-microsoft-com:office:word" xmlns:w="http://schemas.openxmlformats.org/wordprocessingml/2006/main" xmlns:w14="http://schemas.microsoft.com/office/word/2010/wordml" xmlns:w15="http://schemas.microsoft.com/office/word/2012/wordml" xmlns:w16cid="http://schemas.microsoft.com/office/word/2016/wordml/cid" xmlns:w16se="http://schemas.microsoft.com/office/word/2015/wordml/symex" xmlns:wpg="http://schemas.microsoft.com/office/word/2010/wordprocessingGroup" xmlns:wpi="http://schemas.microsoft.com/office/word/2010/wordprocessingInk" xmlns:wne="http://schemas.microsoft.com/office/word/2006/wordml" xmlns:wps="http://schemas.microsoft.com/office/word/2010/wordprocessingShape" mc:Ignorable="w14 w15 w16se w16cid wp14">
+<w:hdr xmlns:wpc="http://schemas.microsoft.com/office/word/2010/wordprocessingCanvas" xmlns:mc="http://schemas.openxmlformats.org/markup-compatibility/2006" xmlns:o="urn:schemas-microsoft-com:office:office" xmlns:r="http://schemas.openxmlformats.org/officeDocument/2006/relationships" xmlns:m="http://schemas.openxmlformats.org/officeDocument/2006/math" xmlns:v="urn:schemas-microsoft-com:vml" xmlns:wp14="http://schemas.microsoft.com/office/word/2010/wordprocessingDrawing" xmlns:wp="http://schemas.openxmlformats.org/drawingml/2006/wordprocessingDrawing" xmlns:w10="urn:schemas-microsoft-com:office:word" xmlns:w="http://schemas.openxmlformats.org/wordprocessingml/2006/main" xmlns:w14="http://schemas.microsoft.com/office/word/2010/wordml" xmlns:w15="http://schemas.microsoft.com/office/word/2012/wordml" xmlns:wpg="http://schemas.microsoft.com/office/word/2010/wordprocessingGroup" xmlns:wpi="http://schemas.microsoft.com/office/word/2010/wordprocessingInk" xmlns:wne="http://schemas.microsoft.com/office/word/2006/wordml" xmlns:wps="http://schemas.microsoft.com/office/word/2010/wordprocessingShape" mc:Ignorable="w14 w15 wp14">
   <w:p>
     <w:pPr>
       <w:pStyle w:val="Header"/>
@@ -642,100 +452,22 @@
         <w:b/>
         <w:noProof/>
         <w:color w:val="002060"/>
-        <w:sz w:val="21"/>
-      </w:rPr>
-      <w:t xml:space="preserve">                                                                                                                                                   </w:t>
-    </w:r>
-  </w:p>
-  <w:p>
-    <w:pPr>
-      <w:pStyle w:val="Header"/>
-      <w:rPr>
-        <w:b/>
-        <w:color w:val="002060"/>
-        <w:sz w:val="21"/>
-      </w:rPr>
-    </w:pPr>
-  </w:p>
-  <w:p>
-    <w:pPr>
-      <w:pStyle w:val="Header"/>
-      <w:rPr>
-        <w:b/>
-        <w:color w:val="002060"/>
-        <w:sz w:val="21"/>
-      </w:rPr>
-    </w:pPr>
-  </w:p>
-  <w:p>
-    <w:pPr>
-      <w:pStyle w:val="Header"/>
-      <w:jc w:val="left"/>
-      <w:rPr>
-        <w:b/>
-        <w:color w:val="002060"/>
-        <w:sz w:val="21"/>
-      </w:rPr>
-    </w:pPr>
-  </w:p>
-  <w:p>
-    <w:pPr>
-      <w:pStyle w:val="Header"/>
-      <w:jc w:val="left"/>
-      <w:rPr>
-        <w:b/>
-        <w:color w:val="002060"/>
-        <w:sz w:val="21"/>
-      </w:rPr>
-    </w:pPr>
-    <w:r>
-      <w:rPr>
-        <w:b/>
-        <w:color w:val="002060"/>
         <w:sz w:val="28"/>
-      </w:rPr>
-      <w:t>DISCIPLINARY ACTION</w:t>
-    </w:r>
-    <w:r>
-      <w:rPr>
-        <w:b/>
-        <w:color w:val="002060"/>
-        <w:sz w:val="28"/>
-      </w:rPr>
-      <w:t xml:space="preserve"> REQUEST FOR</w:t>
-    </w:r>
-    <w:r>
-      <w:rPr>
-        <w:b/>
-        <w:color w:val="002060"/>
-        <w:sz w:val="28"/>
-      </w:rPr>
-      <w:t>M</w:t>
-    </w:r>
-    <w:r>
-      <w:rPr>
-        <w:rFonts w:hint="eastAsia"/>
-        <w:b/>
-        <w:color w:val="002060"/>
-        <w:sz w:val="28"/>
-      </w:rPr>
-      <w:t>违纪处理通知</w:t>
-    </w:r>
-    <w:r>
-      <w:rPr>
-        <w:rFonts w:hint="eastAsia"/>
-        <w:b/>
-        <w:color w:val="002060"/>
-        <w:sz w:val="28"/>
-      </w:rPr>
-      <w:t xml:space="preserve"> </w:t>
-    </w:r>
-    <w:r>
+        <w:lang w:eastAsia="en-US"/>
+      </w:rPr>
       <w:drawing>
-        <wp:inline distT="0" distB="0" distL="0" distR="0" wp14:anchorId="03F0DA04" wp14:editId="49E881B3">
-          <wp:extent cx="1485900" cy="628650"/>
-          <wp:effectExtent l="0" t="0" r="0" b="0"/>
-          <wp:docPr id="2" name="Picture 2"/>
+        <wp:anchor distT="0" distB="0" distL="114300" distR="114300" simplePos="0" relativeHeight="251658240" behindDoc="0" locked="0" layoutInCell="1" allowOverlap="1" wp14:anchorId="43E16E28" wp14:editId="2A2CD7EE">
+          <wp:simplePos x="0" y="0"/>
+          <wp:positionH relativeFrom="column">
+            <wp:posOffset>4981575</wp:posOffset>
+          </wp:positionH>
+          <wp:positionV relativeFrom="paragraph">
+            <wp:posOffset>116840</wp:posOffset>
+          </wp:positionV>
+          <wp:extent cx="904875" cy="723900"/>
+          <wp:effectExtent l="0" t="0" r="9525" b="0"/>
+          <wp:wrapSquare wrapText="bothSides"/>
+          <wp:docPr id="1" name="Picture 1"/>
           <wp:cNvGraphicFramePr>
             <a:graphicFrameLocks xmlns:a="http://schemas.openxmlformats.org/drawingml/2006/main" noChangeAspect="1"/>
           </wp:cNvGraphicFramePr>
@@ -743,32 +475,124 @@
             <a:graphicData uri="http://schemas.openxmlformats.org/drawingml/2006/picture">
               <pic:pic xmlns:pic="http://schemas.openxmlformats.org/drawingml/2006/picture">
                 <pic:nvPicPr>
-                  <pic:cNvPr id="1" name=""/>
-                  <pic:cNvPicPr/>
+                  <pic:cNvPr id="0" name="Picture 1"/>
+                  <pic:cNvPicPr>
+                    <a:picLocks noChangeAspect="1" noChangeArrowheads="1"/>
+                  </pic:cNvPicPr>
                 </pic:nvPicPr>
                 <pic:blipFill>
-                  <a:blip r:embed="rId1"/>
+                  <a:blip r:embed="rId1">
+                    <a:extLst>
+                      <a:ext uri="{28A0092B-C50C-407E-A947-70E740481C1C}">
+                        <a14:useLocalDpi xmlns:a14="http://schemas.microsoft.com/office/drawing/2010/main" val="0"/>
+                      </a:ext>
+                    </a:extLst>
+                  </a:blip>
+                  <a:srcRect/>
                   <a:stretch>
                     <a:fillRect/>
                   </a:stretch>
                 </pic:blipFill>
-                <pic:spPr>
+                <pic:spPr bwMode="auto">
                   <a:xfrm>
                     <a:off x="0" y="0"/>
-                    <a:ext cx="1485900" cy="628650"/>
+                    <a:ext cx="904875" cy="723900"/>
                   </a:xfrm>
                   <a:prstGeom prst="rect">
                     <a:avLst/>
                   </a:prstGeom>
+                  <a:noFill/>
                 </pic:spPr>
               </pic:pic>
             </a:graphicData>
           </a:graphic>
-        </wp:inline>
+        </wp:anchor>
       </w:drawing>
     </w:r>
-    <w:bookmarkStart w:id="0" w:name="_GoBack"/>
-    <w:bookmarkEnd w:id="0"/>
+    <w:r>
+      <w:rPr>
+        <w:b/>
+        <w:noProof/>
+        <w:color w:val="002060"/>
+        <w:sz w:val="21"/>
+      </w:rPr>
+      <w:t xml:space="preserve">                                                                                                                                                   </w:t>
+    </w:r>
+  </w:p>
+  <w:p>
+    <w:pPr>
+      <w:pStyle w:val="Header"/>
+      <w:rPr>
+        <w:b/>
+        <w:color w:val="002060"/>
+        <w:sz w:val="21"/>
+      </w:rPr>
+    </w:pPr>
+  </w:p>
+  <w:p>
+    <w:pPr>
+      <w:pStyle w:val="Header"/>
+      <w:rPr>
+        <w:b/>
+        <w:color w:val="002060"/>
+        <w:sz w:val="21"/>
+      </w:rPr>
+    </w:pPr>
+  </w:p>
+  <w:p>
+    <w:pPr>
+      <w:pStyle w:val="Header"/>
+      <w:jc w:val="left"/>
+      <w:rPr>
+        <w:b/>
+        <w:color w:val="002060"/>
+        <w:sz w:val="21"/>
+      </w:rPr>
+    </w:pPr>
+  </w:p>
+  <w:p>
+    <w:pPr>
+      <w:pStyle w:val="Header"/>
+      <w:jc w:val="left"/>
+      <w:rPr>
+        <w:b/>
+        <w:color w:val="002060"/>
+        <w:sz w:val="21"/>
+      </w:rPr>
+    </w:pPr>
+    <w:r>
+      <w:rPr>
+        <w:b/>
+        <w:color w:val="002060"/>
+        <w:sz w:val="28"/>
+      </w:rPr>
+      <w:t>DISCIPLINARY ACTION</w:t>
+    </w:r>
+    <w:r>
+      <w:rPr>
+        <w:b/>
+        <w:color w:val="002060"/>
+        <w:sz w:val="28"/>
+      </w:rPr>
+      <w:t xml:space="preserve"> REQUEST FOR</w:t>
+    </w:r>
+    <w:r>
+      <w:rPr>
+        <w:b/>
+        <w:color w:val="002060"/>
+        <w:sz w:val="28"/>
+      </w:rPr>
+      <w:t>M</w:t>
+    </w:r>
+    <w:r>
+      <w:rPr>
+        <w:rFonts w:hint="eastAsia"/>
+        <w:b/>
+        <w:color w:val="002060"/>
+        <w:sz w:val="28"/>
+      </w:rPr>
+      <w:t xml:space="preserve"> </w:t>
+    </w:r>
   </w:p>
   <w:p>
     <w:pPr>
@@ -809,18 +633,8 @@
 </w:hdr>
 </file>
 
-<file path=word/header3.xml><?xml version="1.0" encoding="utf-8"?>
-<w:hdr xmlns:wpc="http://schemas.microsoft.com/office/word/2010/wordprocessingCanvas" xmlns:cx="http://schemas.microsoft.com/office/drawing/2014/chartex" xmlns:cx1="http://schemas.microsoft.com/office/drawing/2015/9/8/chartex" xmlns:cx2="http://schemas.microsoft.com/office/drawing/2015/10/21/chartex" xmlns:cx3="http://schemas.microsoft.com/office/drawing/2016/5/9/chartex" xmlns:cx4="http://schemas.microsoft.com/office/drawing/2016/5/10/chartex" xmlns:cx5="http://schemas.microsoft.com/office/drawing/2016/5/11/chartex" xmlns:cx6="http://schemas.microsoft.com/office/drawing/2016/5/12/chartex" xmlns:cx7="http://schemas.microsoft.com/office/drawing/2016/5/13/chartex" xmlns:cx8="http://schemas.microsoft.com/office/drawing/2016/5/14/chartex" xmlns:mc="http://schemas.openxmlformats.org/markup-compatibility/2006" xmlns:aink="http://schemas.microsoft.com/office/drawing/2016/ink" xmlns:am3d="http://schemas.microsoft.com/office/drawing/2017/model3d" xmlns:o="urn:schemas-microsoft-com:office:office" xmlns:r="http://schemas.openxmlformats.org/officeDocument/2006/relationships" xmlns:m="http://schemas.openxmlformats.org/officeDocument/2006/math" xmlns:v="urn:schemas-microsoft-com:vml" xmlns:wp14="http://schemas.microsoft.com/office/word/2010/wordprocessingDrawing" xmlns:wp="http://schemas.openxmlformats.org/drawingml/2006/wordprocessingDrawing" xmlns:w10="urn:schemas-microsoft-com:office:word" xmlns:w="http://schemas.openxmlformats.org/wordprocessingml/2006/main" xmlns:w14="http://schemas.microsoft.com/office/word/2010/wordml" xmlns:w15="http://schemas.microsoft.com/office/word/2012/wordml" xmlns:w16cid="http://schemas.microsoft.com/office/word/2016/wordml/cid" xmlns:w16se="http://schemas.microsoft.com/office/word/2015/wordml/symex" xmlns:wpg="http://schemas.microsoft.com/office/word/2010/wordprocessingGroup" xmlns:wpi="http://schemas.microsoft.com/office/word/2010/wordprocessingInk" xmlns:wne="http://schemas.microsoft.com/office/word/2006/wordml" xmlns:wps="http://schemas.microsoft.com/office/word/2010/wordprocessingShape" mc:Ignorable="w14 w15 w16se w16cid wp14">
-  <w:p>
-    <w:pPr>
-      <w:pStyle w:val="Header"/>
-    </w:pPr>
-  </w:p>
-</w:hdr>
-</file>
-
 <file path=word/styles.xml><?xml version="1.0" encoding="utf-8"?>
-<w:styles xmlns:mc="http://schemas.openxmlformats.org/markup-compatibility/2006" xmlns:r="http://schemas.openxmlformats.org/officeDocument/2006/relationships" xmlns:w="http://schemas.openxmlformats.org/wordprocessingml/2006/main" xmlns:w14="http://schemas.microsoft.com/office/word/2010/wordml" xmlns:w15="http://schemas.microsoft.com/office/word/2012/wordml" xmlns:w16cid="http://schemas.microsoft.com/office/word/2016/wordml/cid" xmlns:w16se="http://schemas.microsoft.com/office/word/2015/wordml/symex" mc:Ignorable="w14 w15 w16se w16cid">
+<w:styles xmlns:mc="http://schemas.openxmlformats.org/markup-compatibility/2006" xmlns:r="http://schemas.openxmlformats.org/officeDocument/2006/relationships" xmlns:w="http://schemas.openxmlformats.org/wordprocessingml/2006/main" xmlns:w14="http://schemas.microsoft.com/office/word/2010/wordml" xmlns:w15="http://schemas.microsoft.com/office/word/2012/wordml" mc:Ignorable="w14 w15">
   <w:docDefaults>
     <w:rPrDefault>
       <w:rPr>
@@ -830,7 +644,7 @@
     </w:rPrDefault>
     <w:pPrDefault/>
   </w:docDefaults>
-  <w:latentStyles w:defLockedState="0" w:defUIPriority="0" w:defSemiHidden="0" w:defUnhideWhenUsed="0" w:defQFormat="0" w:count="375">
+  <w:latentStyles w:defLockedState="0" w:defUIPriority="0" w:defSemiHidden="0" w:defUnhideWhenUsed="0" w:defQFormat="0" w:count="371">
     <w:lsdException w:name="Normal" w:qFormat="1"/>
     <w:lsdException w:name="heading 1" w:qFormat="1"/>
     <w:lsdException w:name="heading 2" w:semiHidden="1" w:unhideWhenUsed="1" w:qFormat="1"/>
@@ -1114,10 +928,6 @@
     <w:lsdException w:name="List Table 5 Dark Accent 6" w:uiPriority="50"/>
     <w:lsdException w:name="List Table 6 Colorful Accent 6" w:uiPriority="51"/>
     <w:lsdException w:name="List Table 7 Colorful Accent 6" w:uiPriority="52"/>
-    <w:lsdException w:name="Mention" w:semiHidden="1" w:uiPriority="99" w:unhideWhenUsed="1"/>
-    <w:lsdException w:name="Smart Hyperlink" w:semiHidden="1" w:uiPriority="99" w:unhideWhenUsed="1"/>
-    <w:lsdException w:name="Hashtag" w:semiHidden="1" w:uiPriority="99" w:unhideWhenUsed="1"/>
-    <w:lsdException w:name="Unresolved Mention" w:semiHidden="1" w:uiPriority="99" w:unhideWhenUsed="1"/>
   </w:latentStyles>
   <w:style w:type="paragraph" w:default="1" w:styleId="Normal">
     <w:name w:val="Normal"/>
@@ -1693,7 +1503,7 @@
 </file>
 
 <file path=customXml/itemProps1.xml><?xml version="1.0" encoding="utf-8"?>
-<ds:datastoreItem xmlns:ds="http://schemas.openxmlformats.org/officeDocument/2006/customXml" ds:itemID="{F8A74A4C-FC9D-488B-8F07-78B13106502C}">
+<ds:datastoreItem xmlns:ds="http://schemas.openxmlformats.org/officeDocument/2006/customXml" ds:itemID="{2D96884A-32A7-4987-AA71-313D8BCF245E}">
   <ds:schemaRefs>
     <ds:schemaRef ds:uri="http://schemas.openxmlformats.org/officeDocument/2006/bibliography"/>
   </ds:schemaRefs>
